--- a/Mark/Python React/Mark Haney.docx
+++ b/Mark/Python React/Mark Haney.docx
@@ -163,7 +163,17 @@
                 <w:sz w:val="24"/>
                 <w:szCs w:val="24"/>
               </w:rPr>
-              <w:t xml:space="preserve">+1 (407) 801-1287 </w:t>
+              <w:t>+1 (430) 279-2231</w:t>
+            </w:r>
+            <w:bookmarkStart w:id="0" w:name="_GoBack"/>
+            <w:bookmarkEnd w:id="0"/>
+            <w:r>
+              <w:rPr>
+                <w:rFonts w:ascii="Times New Roman" w:eastAsia="Times New Roman" w:hAnsi="Times New Roman" w:cs="Times New Roman"/>
+                <w:sz w:val="24"/>
+                <w:szCs w:val="24"/>
+              </w:rPr>
+              <w:t xml:space="preserve"> </w:t>
             </w:r>
             <w:r>
               <w:rPr>
@@ -213,8 +223,6 @@
         </w:rPr>
         <w:t>Professional Summary</w:t>
       </w:r>
-      <w:bookmarkStart w:id="0" w:name="_GoBack"/>
-      <w:bookmarkEnd w:id="0"/>
     </w:p>
     <w:p>
       <w:pPr>
@@ -6300,7 +6308,7 @@
 </file>
 
 <file path=customXml/itemProps1.xml><?xml version="1.0" encoding="utf-8"?>
-<ds:datastoreItem xmlns:ds="http://schemas.openxmlformats.org/officeDocument/2006/customXml" ds:itemID="{9DF78B0C-14A3-433C-9F91-4EA6A3FAFDCC}">
+<ds:datastoreItem xmlns:ds="http://schemas.openxmlformats.org/officeDocument/2006/customXml" ds:itemID="{76048C5E-53A2-4DE6-9D46-AC3CCD8DD117}">
   <ds:schemaRefs>
     <ds:schemaRef ds:uri="http://schemas.openxmlformats.org/officeDocument/2006/bibliography"/>
   </ds:schemaRefs>

--- a/Mark/Python React/Mark Haney.docx
+++ b/Mark/Python React/Mark Haney.docx
@@ -165,8 +165,6 @@
               </w:rPr>
               <w:t>+1 (430) 279-2231</w:t>
             </w:r>
-            <w:bookmarkStart w:id="0" w:name="_GoBack"/>
-            <w:bookmarkEnd w:id="0"/>
             <w:r>
               <w:rPr>
                 <w:rFonts w:ascii="Times New Roman" w:eastAsia="Times New Roman" w:hAnsi="Times New Roman" w:cs="Times New Roman"/>
@@ -948,10 +946,10 @@
         <w:rPr>
           <w:rStyle w:val="Strong"/>
         </w:rPr>
-        <w:t xml:space="preserve"> 5.x</w:t>
-      </w:r>
-      <w:r>
-        <w:t xml:space="preserve"> frontend modules were rebuilt with reusable hooks, typed API clients, and cleaner state boundaries, reducing duplicated UI logic by </w:t>
+        <w:t xml:space="preserve"> </w:t>
+      </w:r>
+      <w:r>
+        <w:t xml:space="preserve">frontend modules were rebuilt with reusable hooks, typed API clients, and cleaner state boundaries, reducing duplicated UI logic by </w:t>
       </w:r>
       <w:r>
         <w:rPr>
@@ -1074,16 +1072,7 @@
         <w:t>GitHub Actions</w:t>
       </w:r>
       <w:r>
-        <w:t xml:space="preserve"> were rebuilt with test gates, Docker image scanning, and staged deployments, reducing failed deployments by </w:t>
-      </w:r>
-      <w:r>
-        <w:rPr>
-          <w:rStyle w:val="Strong"/>
-        </w:rPr>
-        <w:t>21%</w:t>
-      </w:r>
-      <w:r>
-        <w:t>.</w:t>
+        <w:t xml:space="preserve"> were rebuilt with test gates, Docker image scanning, and staged deployments, reducing failed deployments.</w:t>
       </w:r>
     </w:p>
     <w:p>
@@ -1764,16 +1753,7 @@
         <w:t>Python 3.6–3.8</w:t>
       </w:r>
       <w:r>
-        <w:t xml:space="preserve">, Django, JavaScript, and early React components, improving donor workflow reliability by </w:t>
-      </w:r>
-      <w:r>
-        <w:rPr>
-          <w:rStyle w:val="Strong"/>
-        </w:rPr>
-        <w:t>14%</w:t>
-      </w:r>
-      <w:r>
-        <w:t>.</w:t>
+        <w:t>, Django, JavaScript, and early React components, improving donor workflow reliability.</w:t>
       </w:r>
     </w:p>
     <w:p>
@@ -2072,16 +2052,7 @@
         <w:jc w:val="both"/>
       </w:pPr>
       <w:r>
-        <w:t xml:space="preserve">Legacy Python scripts used for batch data processing were refactored into clearer service modules, reducing recurring job failures by </w:t>
-      </w:r>
-      <w:r>
-        <w:rPr>
-          <w:rStyle w:val="Strong"/>
-        </w:rPr>
-        <w:t>15%</w:t>
-      </w:r>
-      <w:r>
-        <w:t>.</w:t>
+        <w:t>Legacy Python scripts used for batch data processing were refactored into clearer service modules, reducing recurring job failures.</w:t>
       </w:r>
     </w:p>
     <w:p>
@@ -2282,7 +2253,7 @@
         <w:rPr>
           <w:rStyle w:val="Strong"/>
         </w:rPr>
-        <w:t>Python 2.7</w:t>
+        <w:t>Python</w:t>
       </w:r>
       <w:r>
         <w:t>, Flask, JavaScript, HTML, CSS, and MySQL, helping support teams process operational requests more efficiently.</w:t>
@@ -2298,16 +2269,10 @@
         <w:jc w:val="both"/>
       </w:pPr>
       <w:r>
-        <w:t xml:space="preserve">Repeated manual reporting tasks were automated with Python scripts and scheduled jobs, reducing weekly data preparation effort by </w:t>
-      </w:r>
-      <w:r>
-        <w:rPr>
-          <w:rStyle w:val="Strong"/>
-        </w:rPr>
-        <w:t>12%</w:t>
-      </w:r>
-      <w:r>
-        <w:t>.</w:t>
+        <w:t>Repeated manual reporting tasks were automated with Python scripts and scheduled jobs, reducing</w:t>
+      </w:r>
+      <w:r>
+        <w:t xml:space="preserve"> weekly data preparation effort.</w:t>
       </w:r>
     </w:p>
     <w:p>
@@ -2333,7 +2298,12 @@
         <w:jc w:val="both"/>
       </w:pPr>
       <w:r>
-        <w:t>Database issues were resolved by cleaning inconsistent records, improving SQL queries, and adding safer backend checks before saving user-submitted data.</w:t>
+        <w:t>Database issues were resolved by cleaning inconsistent records, improving SQL queries, and adding safer backend checks before saving user-submi</w:t>
+      </w:r>
+      <w:bookmarkStart w:id="0" w:name="_GoBack"/>
+      <w:bookmarkEnd w:id="0"/>
+      <w:r>
+        <w:t>tted data.</w:t>
       </w:r>
     </w:p>
     <w:p>
@@ -6308,7 +6278,7 @@
 </file>
 
 <file path=customXml/itemProps1.xml><?xml version="1.0" encoding="utf-8"?>
-<ds:datastoreItem xmlns:ds="http://schemas.openxmlformats.org/officeDocument/2006/customXml" ds:itemID="{76048C5E-53A2-4DE6-9D46-AC3CCD8DD117}">
+<ds:datastoreItem xmlns:ds="http://schemas.openxmlformats.org/officeDocument/2006/customXml" ds:itemID="{7888BF96-1339-4B60-AADB-C3CB53EB98BC}">
   <ds:schemaRefs>
     <ds:schemaRef ds:uri="http://schemas.openxmlformats.org/officeDocument/2006/bibliography"/>
   </ds:schemaRefs>
